--- a/Steps.docx
+++ b/Steps.docx
@@ -3634,6 +3634,40 @@
         <w:rPr>
           <w:b/>
           <w:bCs/>
+          <w:sz w:val="28"/>
+          <w:szCs w:val="28"/>
+          <w:lang w:val="en-US"/>
+        </w:rPr>
+      </w:pPr>
+      <w:r>
+        <w:rPr>
+          <w:b/>
+          <w:bCs/>
+          <w:sz w:val="28"/>
+          <w:szCs w:val="28"/>
+          <w:lang w:val="en-US"/>
+        </w:rPr>
+        <w:t>6.</w:t>
+      </w:r>
+      <w:r>
+        <w:t xml:space="preserve"> </w:t>
+      </w:r>
+      <w:r>
+        <w:rPr>
+          <w:b/>
+          <w:bCs/>
+          <w:sz w:val="28"/>
+          <w:szCs w:val="28"/>
+          <w:lang w:val="en-US"/>
+        </w:rPr>
+        <w:t>pip install -r requirements.txt</w:t>
+      </w:r>
+    </w:p>
+    <w:p>
+      <w:pPr>
+        <w:rPr>
+          <w:b/>
+          <w:bCs/>
           <w:sz w:val="40"/>
           <w:szCs w:val="40"/>
           <w:u w:val="single"/>
@@ -4220,6 +4254,7 @@
           <w:szCs w:val="28"/>
           <w:lang w:val="en-US"/>
         </w:rPr>
+        <w:lastRenderedPageBreak/>
         <w:t>Objective:Develop</w:t>
       </w:r>
       <w:proofErr w:type="spellEnd"/>
@@ -4263,20 +4298,735 @@
           <w:szCs w:val="28"/>
           <w:lang w:val="en-US"/>
         </w:rPr>
+        <w:t>Details:</w:t>
+      </w:r>
+    </w:p>
+    <w:p>
+      <w:pPr>
+        <w:rPr>
+          <w:b/>
+          <w:bCs/>
+          <w:sz w:val="28"/>
+          <w:szCs w:val="28"/>
+          <w:lang w:val="en-US"/>
+        </w:rPr>
+      </w:pPr>
+      <w:proofErr w:type="gramStart"/>
+      <w:r>
+        <w:rPr>
+          <w:b/>
+          <w:bCs/>
+          <w:sz w:val="28"/>
+          <w:szCs w:val="28"/>
+          <w:lang w:val="en-US"/>
+        </w:rPr>
+        <w:t>Inputs(</w:t>
+      </w:r>
+      <w:proofErr w:type="gramEnd"/>
+      <w:r>
+        <w:rPr>
+          <w:b/>
+          <w:bCs/>
+          <w:sz w:val="28"/>
+          <w:szCs w:val="28"/>
+          <w:lang w:val="en-US"/>
+        </w:rPr>
+        <w:t>Features</w:t>
+      </w:r>
+      <w:proofErr w:type="gramStart"/>
+      <w:r>
+        <w:rPr>
+          <w:b/>
+          <w:bCs/>
+          <w:sz w:val="28"/>
+          <w:szCs w:val="28"/>
+          <w:lang w:val="en-US"/>
+        </w:rPr>
+        <w:t>):The</w:t>
+      </w:r>
+      <w:proofErr w:type="gramEnd"/>
+      <w:r>
+        <w:rPr>
+          <w:b/>
+          <w:bCs/>
+          <w:sz w:val="28"/>
+          <w:szCs w:val="28"/>
+          <w:lang w:val="en-US"/>
+        </w:rPr>
+        <w:t xml:space="preserve"> Dataset consist of 590 sensor readings</w:t>
+      </w:r>
+      <w:r>
+        <w:rPr>
+          <w:b/>
+          <w:bCs/>
+          <w:sz w:val="28"/>
+          <w:szCs w:val="28"/>
+          <w:lang w:val="en-US"/>
+        </w:rPr>
+        <w:t xml:space="preserve"> for each </w:t>
+      </w:r>
+      <w:proofErr w:type="spellStart"/>
+      <w:proofErr w:type="gramStart"/>
+      <w:r>
+        <w:rPr>
+          <w:b/>
+          <w:bCs/>
+          <w:sz w:val="28"/>
+          <w:szCs w:val="28"/>
+          <w:lang w:val="en-US"/>
+        </w:rPr>
+        <w:t>wafer.These</w:t>
+      </w:r>
+      <w:proofErr w:type="spellEnd"/>
+      <w:proofErr w:type="gramEnd"/>
+      <w:r>
+        <w:rPr>
+          <w:b/>
+          <w:bCs/>
+          <w:sz w:val="28"/>
+          <w:szCs w:val="28"/>
+          <w:lang w:val="en-US"/>
+        </w:rPr>
+        <w:t xml:space="preserve"> readings capture various environmental and process parameters during the wafer’s fabrication.</w:t>
+      </w:r>
+    </w:p>
+    <w:p>
+      <w:pPr>
+        <w:rPr>
+          <w:b/>
+          <w:bCs/>
+          <w:sz w:val="28"/>
+          <w:szCs w:val="28"/>
+          <w:lang w:val="en-US"/>
+        </w:rPr>
+      </w:pPr>
+      <w:proofErr w:type="gramStart"/>
+      <w:r>
+        <w:rPr>
+          <w:b/>
+          <w:bCs/>
+          <w:sz w:val="28"/>
+          <w:szCs w:val="28"/>
+          <w:lang w:val="en-US"/>
+        </w:rPr>
+        <w:t>Output(</w:t>
+      </w:r>
+      <w:proofErr w:type="gramEnd"/>
+      <w:r>
+        <w:rPr>
+          <w:b/>
+          <w:bCs/>
+          <w:sz w:val="28"/>
+          <w:szCs w:val="28"/>
+          <w:lang w:val="en-US"/>
+        </w:rPr>
+        <w:t>Target</w:t>
+      </w:r>
+      <w:proofErr w:type="gramStart"/>
+      <w:r>
+        <w:rPr>
+          <w:b/>
+          <w:bCs/>
+          <w:sz w:val="28"/>
+          <w:szCs w:val="28"/>
+          <w:lang w:val="en-US"/>
+        </w:rPr>
+        <w:t>):The</w:t>
+      </w:r>
+      <w:proofErr w:type="gramEnd"/>
+      <w:r>
+        <w:rPr>
+          <w:b/>
+          <w:bCs/>
+          <w:sz w:val="28"/>
+          <w:szCs w:val="28"/>
+          <w:lang w:val="en-US"/>
+        </w:rPr>
+        <w:t xml:space="preserve"> target variable is labeled as “Good/</w:t>
+      </w:r>
+      <w:proofErr w:type="spellStart"/>
+      <w:r>
+        <w:rPr>
+          <w:b/>
+          <w:bCs/>
+          <w:sz w:val="28"/>
+          <w:szCs w:val="28"/>
+          <w:lang w:val="en-US"/>
+        </w:rPr>
+        <w:t>Bad</w:t>
+      </w:r>
+      <w:proofErr w:type="gramStart"/>
+      <w:r>
+        <w:rPr>
+          <w:b/>
+          <w:bCs/>
+          <w:sz w:val="28"/>
+          <w:szCs w:val="28"/>
+          <w:lang w:val="en-US"/>
+        </w:rPr>
+        <w:t>”,where</w:t>
+      </w:r>
+      <w:proofErr w:type="spellEnd"/>
+      <w:proofErr w:type="gramEnd"/>
+      <w:r>
+        <w:rPr>
+          <w:b/>
+          <w:bCs/>
+          <w:sz w:val="28"/>
+          <w:szCs w:val="28"/>
+          <w:lang w:val="en-US"/>
+        </w:rPr>
+        <w:t xml:space="preserve"> 1 </w:t>
+      </w:r>
+      <w:proofErr w:type="spellStart"/>
+      <w:r>
+        <w:rPr>
+          <w:b/>
+          <w:bCs/>
+          <w:sz w:val="28"/>
+          <w:szCs w:val="28"/>
+          <w:lang w:val="en-US"/>
+        </w:rPr>
+        <w:t>indiactes</w:t>
+      </w:r>
+      <w:proofErr w:type="spellEnd"/>
+      <w:r>
+        <w:rPr>
+          <w:b/>
+          <w:bCs/>
+          <w:sz w:val="28"/>
+          <w:szCs w:val="28"/>
+          <w:lang w:val="en-US"/>
+        </w:rPr>
+        <w:t xml:space="preserve"> a “Good” wafer, and -1 </w:t>
+      </w:r>
+      <w:proofErr w:type="spellStart"/>
+      <w:r>
+        <w:rPr>
+          <w:b/>
+          <w:bCs/>
+          <w:sz w:val="28"/>
+          <w:szCs w:val="28"/>
+          <w:lang w:val="en-US"/>
+        </w:rPr>
+        <w:t>indiactes</w:t>
+      </w:r>
+      <w:proofErr w:type="spellEnd"/>
+      <w:r>
+        <w:rPr>
+          <w:b/>
+          <w:bCs/>
+          <w:sz w:val="28"/>
+          <w:szCs w:val="28"/>
+          <w:lang w:val="en-US"/>
+        </w:rPr>
+        <w:t xml:space="preserve"> a “Bad” wafer</w:t>
+      </w:r>
+      <w:r>
+        <w:rPr>
+          <w:b/>
+          <w:bCs/>
+          <w:sz w:val="28"/>
+          <w:szCs w:val="28"/>
+          <w:lang w:val="en-US"/>
+        </w:rPr>
+        <w:t>.</w:t>
+      </w:r>
+    </w:p>
+    <w:p>
+      <w:pPr>
+        <w:rPr>
+          <w:b/>
+          <w:bCs/>
+          <w:sz w:val="28"/>
+          <w:szCs w:val="28"/>
+          <w:lang w:val="en-US"/>
+        </w:rPr>
+      </w:pPr>
+      <w:r>
+        <w:rPr>
+          <w:b/>
+          <w:bCs/>
+          <w:sz w:val="28"/>
+          <w:szCs w:val="28"/>
+          <w:lang w:val="en-US"/>
+        </w:rPr>
+        <w:t>Goal:</w:t>
+      </w:r>
+      <w:r>
+        <w:rPr>
+          <w:b/>
+          <w:bCs/>
+          <w:sz w:val="28"/>
+          <w:szCs w:val="28"/>
+          <w:lang w:val="en-US"/>
+        </w:rPr>
+        <w:t xml:space="preserve"> </w:t>
+      </w:r>
+      <w:r>
+        <w:rPr>
+          <w:b/>
+          <w:bCs/>
+          <w:sz w:val="28"/>
+          <w:szCs w:val="28"/>
+          <w:lang w:val="en-US"/>
+        </w:rPr>
+        <w:t xml:space="preserve">The goal is to build a classification model that can accurately predict whether a wafer </w:t>
+      </w:r>
+      <w:r>
+        <w:rPr>
+          <w:b/>
+          <w:bCs/>
+          <w:sz w:val="28"/>
+          <w:szCs w:val="28"/>
+          <w:lang w:val="en-US"/>
+        </w:rPr>
+        <w:t>is good or bad based on the sensor readings.</w:t>
+      </w:r>
+      <w:r>
+        <w:rPr>
+          <w:b/>
+          <w:bCs/>
+          <w:sz w:val="28"/>
+          <w:szCs w:val="28"/>
+          <w:lang w:val="en-US"/>
+        </w:rPr>
+        <w:t xml:space="preserve"> </w:t>
+      </w:r>
+      <w:r>
+        <w:rPr>
+          <w:b/>
+          <w:bCs/>
+          <w:sz w:val="28"/>
+          <w:szCs w:val="28"/>
+          <w:lang w:val="en-US"/>
+        </w:rPr>
+        <w:t>This prediction can help in early detection of defective wafers,</w:t>
+      </w:r>
+      <w:r>
+        <w:rPr>
+          <w:b/>
+          <w:bCs/>
+          <w:sz w:val="28"/>
+          <w:szCs w:val="28"/>
+          <w:lang w:val="en-US"/>
+        </w:rPr>
+        <w:t xml:space="preserve"> </w:t>
+      </w:r>
+      <w:r>
+        <w:rPr>
+          <w:b/>
+          <w:bCs/>
+          <w:sz w:val="28"/>
+          <w:szCs w:val="28"/>
+          <w:lang w:val="en-US"/>
+        </w:rPr>
+        <w:t>improving yield and reducing waste in the semiconductor manufacturing process.</w:t>
+      </w:r>
+    </w:p>
+    <w:p>
+      <w:pPr>
+        <w:rPr>
+          <w:b/>
+          <w:bCs/>
+          <w:sz w:val="28"/>
+          <w:szCs w:val="28"/>
+          <w:lang w:val="en-US"/>
+        </w:rPr>
+      </w:pPr>
+      <w:r>
+        <w:rPr>
+          <w:b/>
+          <w:bCs/>
+          <w:sz w:val="28"/>
+          <w:szCs w:val="28"/>
+          <w:lang w:val="en-US"/>
+        </w:rPr>
+        <w:t>Machine Learning Task:</w:t>
+      </w:r>
+    </w:p>
+    <w:p>
+      <w:pPr>
+        <w:rPr>
+          <w:b/>
+          <w:bCs/>
+          <w:sz w:val="28"/>
+          <w:szCs w:val="28"/>
+          <w:lang w:val="en-US"/>
+        </w:rPr>
+      </w:pPr>
+      <w:proofErr w:type="spellStart"/>
+      <w:proofErr w:type="gramStart"/>
+      <w:r>
+        <w:rPr>
+          <w:b/>
+          <w:bCs/>
+          <w:sz w:val="28"/>
+          <w:szCs w:val="28"/>
+          <w:lang w:val="en-US"/>
+        </w:rPr>
+        <w:t>Type:Supervised</w:t>
+      </w:r>
+      <w:proofErr w:type="spellEnd"/>
+      <w:proofErr w:type="gramEnd"/>
+      <w:r>
+        <w:rPr>
+          <w:b/>
+          <w:bCs/>
+          <w:sz w:val="28"/>
+          <w:szCs w:val="28"/>
+          <w:lang w:val="en-US"/>
+        </w:rPr>
+        <w:t xml:space="preserve"> </w:t>
+      </w:r>
+      <w:proofErr w:type="gramStart"/>
+      <w:r>
+        <w:rPr>
+          <w:b/>
+          <w:bCs/>
+          <w:sz w:val="28"/>
+          <w:szCs w:val="28"/>
+          <w:lang w:val="en-US"/>
+        </w:rPr>
+        <w:t>Learning(</w:t>
+      </w:r>
+      <w:proofErr w:type="gramEnd"/>
+      <w:r>
+        <w:rPr>
+          <w:b/>
+          <w:bCs/>
+          <w:sz w:val="28"/>
+          <w:szCs w:val="28"/>
+          <w:lang w:val="en-US"/>
+        </w:rPr>
+        <w:t>Classification)</w:t>
+      </w:r>
+    </w:p>
+    <w:p>
+      <w:pPr>
+        <w:rPr>
+          <w:b/>
+          <w:bCs/>
+          <w:sz w:val="28"/>
+          <w:szCs w:val="28"/>
+          <w:lang w:val="en-US"/>
+        </w:rPr>
+      </w:pPr>
+      <w:r>
+        <w:rPr>
+          <w:b/>
+          <w:bCs/>
+          <w:sz w:val="28"/>
+          <w:szCs w:val="28"/>
+          <w:lang w:val="en-US"/>
+        </w:rPr>
+        <w:t xml:space="preserve">Model </w:t>
+      </w:r>
+      <w:proofErr w:type="spellStart"/>
+      <w:proofErr w:type="gramStart"/>
+      <w:r>
+        <w:rPr>
+          <w:b/>
+          <w:bCs/>
+          <w:sz w:val="28"/>
+          <w:szCs w:val="28"/>
+          <w:lang w:val="en-US"/>
+        </w:rPr>
+        <w:t>Type:Binary</w:t>
+      </w:r>
+      <w:proofErr w:type="spellEnd"/>
+      <w:proofErr w:type="gramEnd"/>
+      <w:r>
+        <w:rPr>
+          <w:b/>
+          <w:bCs/>
+          <w:sz w:val="28"/>
+          <w:szCs w:val="28"/>
+          <w:lang w:val="en-US"/>
+        </w:rPr>
+        <w:t xml:space="preserve"> Classification Model</w:t>
+      </w:r>
+    </w:p>
+    <w:p>
+      <w:pPr>
+        <w:rPr>
+          <w:b/>
+          <w:bCs/>
+          <w:sz w:val="28"/>
+          <w:szCs w:val="28"/>
+          <w:lang w:val="en-US"/>
+        </w:rPr>
+      </w:pPr>
+      <w:r>
+        <w:rPr>
+          <w:b/>
+          <w:bCs/>
+          <w:sz w:val="28"/>
+          <w:szCs w:val="28"/>
+          <w:lang w:val="en-US"/>
+        </w:rPr>
+        <w:t>1.Post-Production Inspection:</w:t>
+      </w:r>
+    </w:p>
+    <w:p>
+      <w:pPr>
+        <w:rPr>
+          <w:b/>
+          <w:bCs/>
+          <w:sz w:val="28"/>
+          <w:szCs w:val="28"/>
+          <w:lang w:val="en-US"/>
+        </w:rPr>
+      </w:pPr>
+      <w:r>
+        <w:rPr>
+          <w:b/>
+          <w:bCs/>
+          <w:sz w:val="28"/>
+          <w:szCs w:val="28"/>
+          <w:lang w:val="en-US"/>
+        </w:rPr>
+        <w:t>Manual or Automatic Testing:</w:t>
+      </w:r>
+      <w:r>
+        <w:rPr>
+          <w:b/>
+          <w:bCs/>
+          <w:sz w:val="28"/>
+          <w:szCs w:val="28"/>
+          <w:lang w:val="en-US"/>
+        </w:rPr>
+        <w:t xml:space="preserve"> </w:t>
+      </w:r>
+      <w:r>
+        <w:rPr>
+          <w:b/>
+          <w:bCs/>
+          <w:sz w:val="28"/>
+          <w:szCs w:val="28"/>
+          <w:lang w:val="en-US"/>
+        </w:rPr>
+        <w:t>Without Real-Time prediction,</w:t>
+      </w:r>
+      <w:r>
+        <w:rPr>
+          <w:b/>
+          <w:bCs/>
+          <w:sz w:val="28"/>
+          <w:szCs w:val="28"/>
+          <w:lang w:val="en-US"/>
+        </w:rPr>
+        <w:t xml:space="preserve"> </w:t>
+      </w:r>
+      <w:r>
+        <w:rPr>
+          <w:b/>
+          <w:bCs/>
+          <w:sz w:val="28"/>
+          <w:szCs w:val="28"/>
+          <w:lang w:val="en-US"/>
+        </w:rPr>
+        <w:t>you would likely need to rely on manual or automated inspection and testing of wafers after the entire fabrication process is completed.</w:t>
+      </w:r>
+      <w:r>
+        <w:rPr>
+          <w:b/>
+          <w:bCs/>
+          <w:sz w:val="28"/>
+          <w:szCs w:val="28"/>
+          <w:lang w:val="en-US"/>
+        </w:rPr>
+        <w:t xml:space="preserve"> </w:t>
+      </w:r>
+      <w:r>
+        <w:rPr>
+          <w:b/>
+          <w:bCs/>
+          <w:sz w:val="28"/>
+          <w:szCs w:val="28"/>
+          <w:lang w:val="en-US"/>
+        </w:rPr>
+        <w:t xml:space="preserve">This means that you </w:t>
+      </w:r>
+      <w:r>
+        <w:rPr>
+          <w:b/>
+          <w:bCs/>
+          <w:sz w:val="28"/>
+          <w:szCs w:val="28"/>
+          <w:lang w:val="en-US"/>
+        </w:rPr>
+        <w:t>wouldn’t know if a wafer is faulty until the end, after significant resources and time have already been invested</w:t>
+      </w:r>
+      <w:r>
+        <w:rPr>
+          <w:b/>
+          <w:bCs/>
+          <w:sz w:val="28"/>
+          <w:szCs w:val="28"/>
+          <w:lang w:val="en-US"/>
+        </w:rPr>
+        <w:t>.</w:t>
+      </w:r>
+    </w:p>
+    <w:p>
+      <w:pPr>
+        <w:rPr>
+          <w:b/>
+          <w:bCs/>
+          <w:sz w:val="28"/>
+          <w:szCs w:val="28"/>
+          <w:lang w:val="en-US"/>
+        </w:rPr>
+      </w:pPr>
+    </w:p>
+    <w:p>
+      <w:pPr>
+        <w:rPr>
+          <w:b/>
+          <w:bCs/>
+          <w:sz w:val="28"/>
+          <w:szCs w:val="28"/>
+          <w:lang w:val="en-US"/>
+        </w:rPr>
+      </w:pPr>
+      <w:r>
+        <w:rPr>
+          <w:b/>
+          <w:bCs/>
+          <w:sz w:val="28"/>
+          <w:szCs w:val="28"/>
+          <w:lang w:val="en-US"/>
+        </w:rPr>
+        <w:t>Delays in detection:</w:t>
+      </w:r>
+      <w:r>
+        <w:rPr>
+          <w:b/>
+          <w:bCs/>
+          <w:sz w:val="28"/>
+          <w:szCs w:val="28"/>
+          <w:lang w:val="en-US"/>
+        </w:rPr>
+        <w:t xml:space="preserve"> </w:t>
+      </w:r>
+      <w:r>
+        <w:rPr>
+          <w:b/>
+          <w:bCs/>
+          <w:sz w:val="28"/>
+          <w:szCs w:val="28"/>
+          <w:lang w:val="en-US"/>
+        </w:rPr>
+        <w:t xml:space="preserve">Faults would only be detected after the wafer has passed </w:t>
+      </w:r>
+      <w:r>
+        <w:rPr>
+          <w:b/>
+          <w:bCs/>
+          <w:sz w:val="28"/>
+          <w:szCs w:val="28"/>
+          <w:lang w:val="en-US"/>
+        </w:rPr>
+        <w:t>through all stages of production.</w:t>
+      </w:r>
+      <w:r>
+        <w:rPr>
+          <w:b/>
+          <w:bCs/>
+          <w:sz w:val="28"/>
+          <w:szCs w:val="28"/>
+          <w:lang w:val="en-US"/>
+        </w:rPr>
+        <w:t xml:space="preserve"> </w:t>
+      </w:r>
+      <w:r>
+        <w:rPr>
+          <w:b/>
+          <w:bCs/>
+          <w:sz w:val="28"/>
+          <w:szCs w:val="28"/>
+          <w:lang w:val="en-US"/>
+        </w:rPr>
+        <w:t xml:space="preserve">This could lead to a high </w:t>
+      </w:r>
+      <w:proofErr w:type="gramStart"/>
+      <w:r>
+        <w:rPr>
+          <w:b/>
+          <w:bCs/>
+          <w:sz w:val="28"/>
+          <w:szCs w:val="28"/>
+          <w:lang w:val="en-US"/>
+        </w:rPr>
+        <w:t>amount</w:t>
+      </w:r>
+      <w:proofErr w:type="gramEnd"/>
+      <w:r>
+        <w:rPr>
+          <w:b/>
+          <w:bCs/>
+          <w:sz w:val="28"/>
+          <w:szCs w:val="28"/>
+          <w:lang w:val="en-US"/>
+        </w:rPr>
+        <w:t xml:space="preserve"> of wasted resources if a large batch of wafers is found to be defective late in the process.</w:t>
+      </w:r>
+    </w:p>
+    <w:p>
+      <w:pPr>
+        <w:rPr>
+          <w:b/>
+          <w:bCs/>
+          <w:sz w:val="28"/>
+          <w:szCs w:val="28"/>
+          <w:lang w:val="en-US"/>
+        </w:rPr>
+      </w:pPr>
+    </w:p>
+    <w:p>
+      <w:pPr>
+        <w:rPr>
+          <w:b/>
+          <w:bCs/>
+          <w:sz w:val="28"/>
+          <w:szCs w:val="28"/>
+          <w:lang w:val="en-US"/>
+        </w:rPr>
+      </w:pPr>
+      <w:r>
+        <w:rPr>
+          <w:b/>
+          <w:bCs/>
+          <w:sz w:val="28"/>
+          <w:szCs w:val="28"/>
+          <w:lang w:val="en-US"/>
+        </w:rPr>
+        <w:t>2.Batch Testing:</w:t>
+      </w:r>
+    </w:p>
+    <w:p>
+      <w:pPr>
+        <w:rPr>
+          <w:b/>
+          <w:bCs/>
+          <w:sz w:val="28"/>
+          <w:szCs w:val="28"/>
+          <w:lang w:val="en-US"/>
+        </w:rPr>
+      </w:pPr>
+      <w:r>
+        <w:rPr>
+          <w:b/>
+          <w:bCs/>
+          <w:sz w:val="28"/>
+          <w:szCs w:val="28"/>
+          <w:lang w:val="en-US"/>
+        </w:rPr>
         <w:lastRenderedPageBreak/>
-        <w:t>Details:</w:t>
-      </w:r>
-    </w:p>
-    <w:p>
-      <w:pPr>
-        <w:rPr>
-          <w:b/>
-          <w:bCs/>
-          <w:sz w:val="28"/>
-          <w:szCs w:val="28"/>
-          <w:lang w:val="en-US"/>
-        </w:rPr>
-      </w:pPr>
+        <w:t xml:space="preserve">Stopping </w:t>
+      </w:r>
+      <w:proofErr w:type="spellStart"/>
       <w:proofErr w:type="gramStart"/>
       <w:r>
         <w:rPr>
@@ -4286,8 +5036,9 @@
           <w:szCs w:val="28"/>
           <w:lang w:val="en-US"/>
         </w:rPr>
-        <w:t>Inputs(</w:t>
-      </w:r>
+        <w:t>Production:In</w:t>
+      </w:r>
+      <w:proofErr w:type="spellEnd"/>
       <w:proofErr w:type="gramEnd"/>
       <w:r>
         <w:rPr>
@@ -4297,8 +5048,9 @@
           <w:szCs w:val="28"/>
           <w:lang w:val="en-US"/>
         </w:rPr>
-        <w:t>Features</w:t>
-      </w:r>
+        <w:t xml:space="preserve"> some </w:t>
+      </w:r>
+      <w:proofErr w:type="spellStart"/>
       <w:proofErr w:type="gramStart"/>
       <w:r>
         <w:rPr>
@@ -4308,8 +5060,9 @@
           <w:szCs w:val="28"/>
           <w:lang w:val="en-US"/>
         </w:rPr>
-        <w:t>):The</w:t>
-      </w:r>
+        <w:t>cases,If</w:t>
+      </w:r>
+      <w:proofErr w:type="spellEnd"/>
       <w:proofErr w:type="gramEnd"/>
       <w:r>
         <w:rPr>
@@ -4319,17 +5072,7 @@
           <w:szCs w:val="28"/>
           <w:lang w:val="en-US"/>
         </w:rPr>
-        <w:t xml:space="preserve"> Dataset consist of 590 sensor readings</w:t>
-      </w:r>
-      <w:r>
-        <w:rPr>
-          <w:b/>
-          <w:bCs/>
-          <w:sz w:val="28"/>
-          <w:szCs w:val="28"/>
-          <w:lang w:val="en-US"/>
-        </w:rPr>
-        <w:t xml:space="preserve"> for each </w:t>
+        <w:t xml:space="preserve"> a fault is </w:t>
       </w:r>
       <w:proofErr w:type="spellStart"/>
       <w:proofErr w:type="gramStart"/>
@@ -4341,7 +5084,7 @@
           <w:szCs w:val="28"/>
           <w:lang w:val="en-US"/>
         </w:rPr>
-        <w:t>wafer.These</w:t>
+        <w:t>suspected,you</w:t>
       </w:r>
       <w:proofErr w:type="spellEnd"/>
       <w:proofErr w:type="gramEnd"/>
@@ -4353,19 +5096,9 @@
           <w:szCs w:val="28"/>
           <w:lang w:val="en-US"/>
         </w:rPr>
-        <w:t xml:space="preserve"> readings capture various environmental and process parameters during the wafer’s fabrication.</w:t>
-      </w:r>
-    </w:p>
-    <w:p>
-      <w:pPr>
-        <w:rPr>
-          <w:b/>
-          <w:bCs/>
-          <w:sz w:val="28"/>
-          <w:szCs w:val="28"/>
-          <w:lang w:val="en-US"/>
-        </w:rPr>
-      </w:pPr>
+        <w:t xml:space="preserve"> might need to halt production to perform batch </w:t>
+      </w:r>
+      <w:proofErr w:type="spellStart"/>
       <w:proofErr w:type="gramStart"/>
       <w:r>
         <w:rPr>
@@ -4375,8 +5108,19 @@
           <w:szCs w:val="28"/>
           <w:lang w:val="en-US"/>
         </w:rPr>
-        <w:t>Output(</w:t>
-      </w:r>
+        <w:t>testing</w:t>
+      </w:r>
+      <w:r>
+        <w:rPr>
+          <w:b/>
+          <w:bCs/>
+          <w:sz w:val="28"/>
+          <w:szCs w:val="28"/>
+          <w:lang w:val="en-US"/>
+        </w:rPr>
+        <w:t>.This</w:t>
+      </w:r>
+      <w:proofErr w:type="spellEnd"/>
       <w:proofErr w:type="gramEnd"/>
       <w:r>
         <w:rPr>
@@ -4386,727 +5130,7 @@
           <w:szCs w:val="28"/>
           <w:lang w:val="en-US"/>
         </w:rPr>
-        <w:t>Target</w:t>
-      </w:r>
-      <w:proofErr w:type="gramStart"/>
-      <w:r>
-        <w:rPr>
-          <w:b/>
-          <w:bCs/>
-          <w:sz w:val="28"/>
-          <w:szCs w:val="28"/>
-          <w:lang w:val="en-US"/>
-        </w:rPr>
-        <w:t>):The</w:t>
-      </w:r>
-      <w:proofErr w:type="gramEnd"/>
-      <w:r>
-        <w:rPr>
-          <w:b/>
-          <w:bCs/>
-          <w:sz w:val="28"/>
-          <w:szCs w:val="28"/>
-          <w:lang w:val="en-US"/>
-        </w:rPr>
-        <w:t xml:space="preserve"> target variable is labeled as “Good/</w:t>
-      </w:r>
-      <w:proofErr w:type="spellStart"/>
-      <w:r>
-        <w:rPr>
-          <w:b/>
-          <w:bCs/>
-          <w:sz w:val="28"/>
-          <w:szCs w:val="28"/>
-          <w:lang w:val="en-US"/>
-        </w:rPr>
-        <w:t>Bad</w:t>
-      </w:r>
-      <w:proofErr w:type="gramStart"/>
-      <w:r>
-        <w:rPr>
-          <w:b/>
-          <w:bCs/>
-          <w:sz w:val="28"/>
-          <w:szCs w:val="28"/>
-          <w:lang w:val="en-US"/>
-        </w:rPr>
-        <w:t>”,where</w:t>
-      </w:r>
-      <w:proofErr w:type="spellEnd"/>
-      <w:proofErr w:type="gramEnd"/>
-      <w:r>
-        <w:rPr>
-          <w:b/>
-          <w:bCs/>
-          <w:sz w:val="28"/>
-          <w:szCs w:val="28"/>
-          <w:lang w:val="en-US"/>
-        </w:rPr>
-        <w:t xml:space="preserve"> 1 </w:t>
-      </w:r>
-      <w:proofErr w:type="spellStart"/>
-      <w:r>
-        <w:rPr>
-          <w:b/>
-          <w:bCs/>
-          <w:sz w:val="28"/>
-          <w:szCs w:val="28"/>
-          <w:lang w:val="en-US"/>
-        </w:rPr>
-        <w:t>indiactes</w:t>
-      </w:r>
-      <w:proofErr w:type="spellEnd"/>
-      <w:r>
-        <w:rPr>
-          <w:b/>
-          <w:bCs/>
-          <w:sz w:val="28"/>
-          <w:szCs w:val="28"/>
-          <w:lang w:val="en-US"/>
-        </w:rPr>
-        <w:t xml:space="preserve"> a “Good” wafer, and -1 </w:t>
-      </w:r>
-      <w:proofErr w:type="spellStart"/>
-      <w:r>
-        <w:rPr>
-          <w:b/>
-          <w:bCs/>
-          <w:sz w:val="28"/>
-          <w:szCs w:val="28"/>
-          <w:lang w:val="en-US"/>
-        </w:rPr>
-        <w:t>indiactes</w:t>
-      </w:r>
-      <w:proofErr w:type="spellEnd"/>
-      <w:r>
-        <w:rPr>
-          <w:b/>
-          <w:bCs/>
-          <w:sz w:val="28"/>
-          <w:szCs w:val="28"/>
-          <w:lang w:val="en-US"/>
-        </w:rPr>
-        <w:t xml:space="preserve"> a “Bad” wafer</w:t>
-      </w:r>
-      <w:r>
-        <w:rPr>
-          <w:b/>
-          <w:bCs/>
-          <w:sz w:val="28"/>
-          <w:szCs w:val="28"/>
-          <w:lang w:val="en-US"/>
-        </w:rPr>
-        <w:t>.</w:t>
-      </w:r>
-    </w:p>
-    <w:p>
-      <w:pPr>
-        <w:rPr>
-          <w:b/>
-          <w:bCs/>
-          <w:sz w:val="28"/>
-          <w:szCs w:val="28"/>
-          <w:lang w:val="en-US"/>
-        </w:rPr>
-      </w:pPr>
-      <w:r>
-        <w:rPr>
-          <w:b/>
-          <w:bCs/>
-          <w:sz w:val="28"/>
-          <w:szCs w:val="28"/>
-          <w:lang w:val="en-US"/>
-        </w:rPr>
-        <w:t>Goal:</w:t>
-      </w:r>
-      <w:r>
-        <w:rPr>
-          <w:b/>
-          <w:bCs/>
-          <w:sz w:val="28"/>
-          <w:szCs w:val="28"/>
-          <w:lang w:val="en-US"/>
-        </w:rPr>
-        <w:t xml:space="preserve"> </w:t>
-      </w:r>
-      <w:r>
-        <w:rPr>
-          <w:b/>
-          <w:bCs/>
-          <w:sz w:val="28"/>
-          <w:szCs w:val="28"/>
-          <w:lang w:val="en-US"/>
-        </w:rPr>
-        <w:t xml:space="preserve">The goal is to build a classification model that can accurately predict whether a wafer </w:t>
-      </w:r>
-      <w:r>
-        <w:rPr>
-          <w:b/>
-          <w:bCs/>
-          <w:sz w:val="28"/>
-          <w:szCs w:val="28"/>
-          <w:lang w:val="en-US"/>
-        </w:rPr>
-        <w:t>is good or bad based on the sensor readings.</w:t>
-      </w:r>
-      <w:r>
-        <w:rPr>
-          <w:b/>
-          <w:bCs/>
-          <w:sz w:val="28"/>
-          <w:szCs w:val="28"/>
-          <w:lang w:val="en-US"/>
-        </w:rPr>
-        <w:t xml:space="preserve"> </w:t>
-      </w:r>
-      <w:r>
-        <w:rPr>
-          <w:b/>
-          <w:bCs/>
-          <w:sz w:val="28"/>
-          <w:szCs w:val="28"/>
-          <w:lang w:val="en-US"/>
-        </w:rPr>
-        <w:t>This prediction can help in early detection of defective wafers,</w:t>
-      </w:r>
-      <w:r>
-        <w:rPr>
-          <w:b/>
-          <w:bCs/>
-          <w:sz w:val="28"/>
-          <w:szCs w:val="28"/>
-          <w:lang w:val="en-US"/>
-        </w:rPr>
-        <w:t xml:space="preserve"> </w:t>
-      </w:r>
-      <w:r>
-        <w:rPr>
-          <w:b/>
-          <w:bCs/>
-          <w:sz w:val="28"/>
-          <w:szCs w:val="28"/>
-          <w:lang w:val="en-US"/>
-        </w:rPr>
-        <w:t>improving yield and reducing waste in the semiconductor manufacturing process.</w:t>
-      </w:r>
-    </w:p>
-    <w:p>
-      <w:pPr>
-        <w:rPr>
-          <w:b/>
-          <w:bCs/>
-          <w:sz w:val="28"/>
-          <w:szCs w:val="28"/>
-          <w:lang w:val="en-US"/>
-        </w:rPr>
-      </w:pPr>
-      <w:r>
-        <w:rPr>
-          <w:b/>
-          <w:bCs/>
-          <w:sz w:val="28"/>
-          <w:szCs w:val="28"/>
-          <w:lang w:val="en-US"/>
-        </w:rPr>
-        <w:t>Machine Learning Task:</w:t>
-      </w:r>
-    </w:p>
-    <w:p>
-      <w:pPr>
-        <w:rPr>
-          <w:b/>
-          <w:bCs/>
-          <w:sz w:val="28"/>
-          <w:szCs w:val="28"/>
-          <w:lang w:val="en-US"/>
-        </w:rPr>
-      </w:pPr>
-      <w:proofErr w:type="spellStart"/>
-      <w:proofErr w:type="gramStart"/>
-      <w:r>
-        <w:rPr>
-          <w:b/>
-          <w:bCs/>
-          <w:sz w:val="28"/>
-          <w:szCs w:val="28"/>
-          <w:lang w:val="en-US"/>
-        </w:rPr>
-        <w:t>Type:Supervised</w:t>
-      </w:r>
-      <w:proofErr w:type="spellEnd"/>
-      <w:proofErr w:type="gramEnd"/>
-      <w:r>
-        <w:rPr>
-          <w:b/>
-          <w:bCs/>
-          <w:sz w:val="28"/>
-          <w:szCs w:val="28"/>
-          <w:lang w:val="en-US"/>
-        </w:rPr>
-        <w:t xml:space="preserve"> </w:t>
-      </w:r>
-      <w:proofErr w:type="gramStart"/>
-      <w:r>
-        <w:rPr>
-          <w:b/>
-          <w:bCs/>
-          <w:sz w:val="28"/>
-          <w:szCs w:val="28"/>
-          <w:lang w:val="en-US"/>
-        </w:rPr>
-        <w:t>Learning(</w:t>
-      </w:r>
-      <w:proofErr w:type="gramEnd"/>
-      <w:r>
-        <w:rPr>
-          <w:b/>
-          <w:bCs/>
-          <w:sz w:val="28"/>
-          <w:szCs w:val="28"/>
-          <w:lang w:val="en-US"/>
-        </w:rPr>
-        <w:t>Classification)</w:t>
-      </w:r>
-    </w:p>
-    <w:p>
-      <w:pPr>
-        <w:rPr>
-          <w:b/>
-          <w:bCs/>
-          <w:sz w:val="28"/>
-          <w:szCs w:val="28"/>
-          <w:lang w:val="en-US"/>
-        </w:rPr>
-      </w:pPr>
-      <w:r>
-        <w:rPr>
-          <w:b/>
-          <w:bCs/>
-          <w:sz w:val="28"/>
-          <w:szCs w:val="28"/>
-          <w:lang w:val="en-US"/>
-        </w:rPr>
-        <w:t xml:space="preserve">Model </w:t>
-      </w:r>
-      <w:proofErr w:type="spellStart"/>
-      <w:proofErr w:type="gramStart"/>
-      <w:r>
-        <w:rPr>
-          <w:b/>
-          <w:bCs/>
-          <w:sz w:val="28"/>
-          <w:szCs w:val="28"/>
-          <w:lang w:val="en-US"/>
-        </w:rPr>
-        <w:t>Type:Binary</w:t>
-      </w:r>
-      <w:proofErr w:type="spellEnd"/>
-      <w:proofErr w:type="gramEnd"/>
-      <w:r>
-        <w:rPr>
-          <w:b/>
-          <w:bCs/>
-          <w:sz w:val="28"/>
-          <w:szCs w:val="28"/>
-          <w:lang w:val="en-US"/>
-        </w:rPr>
-        <w:t xml:space="preserve"> Classification Model</w:t>
-      </w:r>
-    </w:p>
-    <w:p>
-      <w:pPr>
-        <w:rPr>
-          <w:b/>
-          <w:bCs/>
-          <w:sz w:val="28"/>
-          <w:szCs w:val="28"/>
-          <w:lang w:val="en-US"/>
-        </w:rPr>
-      </w:pPr>
-      <w:r>
-        <w:rPr>
-          <w:b/>
-          <w:bCs/>
-          <w:sz w:val="28"/>
-          <w:szCs w:val="28"/>
-          <w:lang w:val="en-US"/>
-        </w:rPr>
-        <w:t>1.Post-Production Inspection:</w:t>
-      </w:r>
-    </w:p>
-    <w:p>
-      <w:pPr>
-        <w:rPr>
-          <w:b/>
-          <w:bCs/>
-          <w:sz w:val="28"/>
-          <w:szCs w:val="28"/>
-          <w:lang w:val="en-US"/>
-        </w:rPr>
-      </w:pPr>
-      <w:r>
-        <w:rPr>
-          <w:b/>
-          <w:bCs/>
-          <w:sz w:val="28"/>
-          <w:szCs w:val="28"/>
-          <w:lang w:val="en-US"/>
-        </w:rPr>
-        <w:t>Manual or Automatic Testing:</w:t>
-      </w:r>
-      <w:r>
-        <w:rPr>
-          <w:b/>
-          <w:bCs/>
-          <w:sz w:val="28"/>
-          <w:szCs w:val="28"/>
-          <w:lang w:val="en-US"/>
-        </w:rPr>
-        <w:t xml:space="preserve"> </w:t>
-      </w:r>
-      <w:r>
-        <w:rPr>
-          <w:b/>
-          <w:bCs/>
-          <w:sz w:val="28"/>
-          <w:szCs w:val="28"/>
-          <w:lang w:val="en-US"/>
-        </w:rPr>
-        <w:t>Without Real-Time prediction,</w:t>
-      </w:r>
-      <w:r>
-        <w:rPr>
-          <w:b/>
-          <w:bCs/>
-          <w:sz w:val="28"/>
-          <w:szCs w:val="28"/>
-          <w:lang w:val="en-US"/>
-        </w:rPr>
-        <w:t xml:space="preserve"> </w:t>
-      </w:r>
-      <w:r>
-        <w:rPr>
-          <w:b/>
-          <w:bCs/>
-          <w:sz w:val="28"/>
-          <w:szCs w:val="28"/>
-          <w:lang w:val="en-US"/>
-        </w:rPr>
-        <w:t>you would likely need to rely on manual or automated inspection and testing of wafers after the entire fabrication process is completed.</w:t>
-      </w:r>
-      <w:r>
-        <w:rPr>
-          <w:b/>
-          <w:bCs/>
-          <w:sz w:val="28"/>
-          <w:szCs w:val="28"/>
-          <w:lang w:val="en-US"/>
-        </w:rPr>
-        <w:t xml:space="preserve"> </w:t>
-      </w:r>
-      <w:r>
-        <w:rPr>
-          <w:b/>
-          <w:bCs/>
-          <w:sz w:val="28"/>
-          <w:szCs w:val="28"/>
-          <w:lang w:val="en-US"/>
-        </w:rPr>
-        <w:t xml:space="preserve">This means that you </w:t>
-      </w:r>
-      <w:r>
-        <w:rPr>
-          <w:b/>
-          <w:bCs/>
-          <w:sz w:val="28"/>
-          <w:szCs w:val="28"/>
-          <w:lang w:val="en-US"/>
-        </w:rPr>
-        <w:t>wouldn’t know if a wafer is faulty until the end, after significant resources and time have already been invested</w:t>
-      </w:r>
-      <w:r>
-        <w:rPr>
-          <w:b/>
-          <w:bCs/>
-          <w:sz w:val="28"/>
-          <w:szCs w:val="28"/>
-          <w:lang w:val="en-US"/>
-        </w:rPr>
-        <w:t>.</w:t>
-      </w:r>
-    </w:p>
-    <w:p>
-      <w:pPr>
-        <w:rPr>
-          <w:b/>
-          <w:bCs/>
-          <w:sz w:val="28"/>
-          <w:szCs w:val="28"/>
-          <w:lang w:val="en-US"/>
-        </w:rPr>
-      </w:pPr>
-    </w:p>
-    <w:p>
-      <w:pPr>
-        <w:rPr>
-          <w:b/>
-          <w:bCs/>
-          <w:sz w:val="28"/>
-          <w:szCs w:val="28"/>
-          <w:lang w:val="en-US"/>
-        </w:rPr>
-      </w:pPr>
-      <w:r>
-        <w:rPr>
-          <w:b/>
-          <w:bCs/>
-          <w:sz w:val="28"/>
-          <w:szCs w:val="28"/>
-          <w:lang w:val="en-US"/>
-        </w:rPr>
-        <w:t>Delays in detection:</w:t>
-      </w:r>
-      <w:r>
-        <w:rPr>
-          <w:b/>
-          <w:bCs/>
-          <w:sz w:val="28"/>
-          <w:szCs w:val="28"/>
-          <w:lang w:val="en-US"/>
-        </w:rPr>
-        <w:t xml:space="preserve"> </w:t>
-      </w:r>
-      <w:r>
-        <w:rPr>
-          <w:b/>
-          <w:bCs/>
-          <w:sz w:val="28"/>
-          <w:szCs w:val="28"/>
-          <w:lang w:val="en-US"/>
-        </w:rPr>
-        <w:t xml:space="preserve">Faults would only be detected after the wafer has passed </w:t>
-      </w:r>
-      <w:r>
-        <w:rPr>
-          <w:b/>
-          <w:bCs/>
-          <w:sz w:val="28"/>
-          <w:szCs w:val="28"/>
-          <w:lang w:val="en-US"/>
-        </w:rPr>
-        <w:t>through all stages of production.</w:t>
-      </w:r>
-      <w:r>
-        <w:rPr>
-          <w:b/>
-          <w:bCs/>
-          <w:sz w:val="28"/>
-          <w:szCs w:val="28"/>
-          <w:lang w:val="en-US"/>
-        </w:rPr>
-        <w:t xml:space="preserve"> </w:t>
-      </w:r>
-      <w:r>
-        <w:rPr>
-          <w:b/>
-          <w:bCs/>
-          <w:sz w:val="28"/>
-          <w:szCs w:val="28"/>
-          <w:lang w:val="en-US"/>
-        </w:rPr>
-        <w:t xml:space="preserve">This could lead to a high </w:t>
-      </w:r>
-      <w:proofErr w:type="gramStart"/>
-      <w:r>
-        <w:rPr>
-          <w:b/>
-          <w:bCs/>
-          <w:sz w:val="28"/>
-          <w:szCs w:val="28"/>
-          <w:lang w:val="en-US"/>
-        </w:rPr>
-        <w:t>amount</w:t>
-      </w:r>
-      <w:proofErr w:type="gramEnd"/>
-      <w:r>
-        <w:rPr>
-          <w:b/>
-          <w:bCs/>
-          <w:sz w:val="28"/>
-          <w:szCs w:val="28"/>
-          <w:lang w:val="en-US"/>
-        </w:rPr>
-        <w:t xml:space="preserve"> of wasted resources if a large batch of wafers is found to be defective late in the process.</w:t>
-      </w:r>
-    </w:p>
-    <w:p>
-      <w:pPr>
-        <w:rPr>
-          <w:b/>
-          <w:bCs/>
-          <w:sz w:val="28"/>
-          <w:szCs w:val="28"/>
-          <w:lang w:val="en-US"/>
-        </w:rPr>
-      </w:pPr>
-    </w:p>
-    <w:p>
-      <w:pPr>
-        <w:rPr>
-          <w:b/>
-          <w:bCs/>
-          <w:sz w:val="28"/>
-          <w:szCs w:val="28"/>
-          <w:lang w:val="en-US"/>
-        </w:rPr>
-      </w:pPr>
-      <w:r>
-        <w:rPr>
-          <w:b/>
-          <w:bCs/>
-          <w:sz w:val="28"/>
-          <w:szCs w:val="28"/>
-          <w:lang w:val="en-US"/>
-        </w:rPr>
-        <w:t>2.Batch Testing:</w:t>
-      </w:r>
-    </w:p>
-    <w:p>
-      <w:pPr>
-        <w:rPr>
-          <w:b/>
-          <w:bCs/>
-          <w:sz w:val="28"/>
-          <w:szCs w:val="28"/>
-          <w:lang w:val="en-US"/>
-        </w:rPr>
-      </w:pPr>
-      <w:r>
-        <w:rPr>
-          <w:b/>
-          <w:bCs/>
-          <w:sz w:val="28"/>
-          <w:szCs w:val="28"/>
-          <w:lang w:val="en-US"/>
-        </w:rPr>
-        <w:t xml:space="preserve">Stopping </w:t>
-      </w:r>
-      <w:proofErr w:type="spellStart"/>
-      <w:proofErr w:type="gramStart"/>
-      <w:r>
-        <w:rPr>
-          <w:b/>
-          <w:bCs/>
-          <w:sz w:val="28"/>
-          <w:szCs w:val="28"/>
-          <w:lang w:val="en-US"/>
-        </w:rPr>
-        <w:t>Production:In</w:t>
-      </w:r>
-      <w:proofErr w:type="spellEnd"/>
-      <w:proofErr w:type="gramEnd"/>
-      <w:r>
-        <w:rPr>
-          <w:b/>
-          <w:bCs/>
-          <w:sz w:val="28"/>
-          <w:szCs w:val="28"/>
-          <w:lang w:val="en-US"/>
-        </w:rPr>
-        <w:t xml:space="preserve"> some </w:t>
-      </w:r>
-      <w:proofErr w:type="spellStart"/>
-      <w:proofErr w:type="gramStart"/>
-      <w:r>
-        <w:rPr>
-          <w:b/>
-          <w:bCs/>
-          <w:sz w:val="28"/>
-          <w:szCs w:val="28"/>
-          <w:lang w:val="en-US"/>
-        </w:rPr>
-        <w:t>cases,If</w:t>
-      </w:r>
-      <w:proofErr w:type="spellEnd"/>
-      <w:proofErr w:type="gramEnd"/>
-      <w:r>
-        <w:rPr>
-          <w:b/>
-          <w:bCs/>
-          <w:sz w:val="28"/>
-          <w:szCs w:val="28"/>
-          <w:lang w:val="en-US"/>
-        </w:rPr>
-        <w:t xml:space="preserve"> a fault is </w:t>
-      </w:r>
-      <w:proofErr w:type="spellStart"/>
-      <w:proofErr w:type="gramStart"/>
-      <w:r>
-        <w:rPr>
-          <w:b/>
-          <w:bCs/>
-          <w:sz w:val="28"/>
-          <w:szCs w:val="28"/>
-          <w:lang w:val="en-US"/>
-        </w:rPr>
-        <w:t>suspected,you</w:t>
-      </w:r>
-      <w:proofErr w:type="spellEnd"/>
-      <w:proofErr w:type="gramEnd"/>
-      <w:r>
-        <w:rPr>
-          <w:b/>
-          <w:bCs/>
-          <w:sz w:val="28"/>
-          <w:szCs w:val="28"/>
-          <w:lang w:val="en-US"/>
-        </w:rPr>
-        <w:t xml:space="preserve"> might need to halt production to perform batch </w:t>
-      </w:r>
-      <w:proofErr w:type="spellStart"/>
-      <w:proofErr w:type="gramStart"/>
-      <w:r>
-        <w:rPr>
-          <w:b/>
-          <w:bCs/>
-          <w:sz w:val="28"/>
-          <w:szCs w:val="28"/>
-          <w:lang w:val="en-US"/>
-        </w:rPr>
-        <w:t>testing</w:t>
-      </w:r>
-      <w:r>
-        <w:rPr>
-          <w:b/>
-          <w:bCs/>
-          <w:sz w:val="28"/>
-          <w:szCs w:val="28"/>
-          <w:lang w:val="en-US"/>
-        </w:rPr>
-        <w:t>.This</w:t>
-      </w:r>
-      <w:proofErr w:type="spellEnd"/>
-      <w:proofErr w:type="gramEnd"/>
-      <w:r>
-        <w:rPr>
-          <w:b/>
-          <w:bCs/>
-          <w:sz w:val="28"/>
-          <w:szCs w:val="28"/>
-          <w:lang w:val="en-US"/>
-        </w:rPr>
-        <w:t xml:space="preserve"> could involve removing a sample of wafers from the production line for detailed </w:t>
-      </w:r>
-      <w:r>
-        <w:rPr>
-          <w:b/>
-          <w:bCs/>
-          <w:sz w:val="28"/>
-          <w:szCs w:val="28"/>
-          <w:lang w:val="en-US"/>
-        </w:rPr>
-        <w:lastRenderedPageBreak/>
-        <w:t xml:space="preserve">inspection and </w:t>
+        <w:t xml:space="preserve"> could involve removing a sample of wafers from the production line for detailed inspection and </w:t>
       </w:r>
       <w:proofErr w:type="spellStart"/>
       <w:proofErr w:type="gramStart"/>
@@ -5857,6 +5881,7 @@
           <w:szCs w:val="28"/>
           <w:lang w:val="en-US"/>
         </w:rPr>
+        <w:lastRenderedPageBreak/>
         <w:t xml:space="preserve">Neural </w:t>
       </w:r>
       <w:proofErr w:type="spellStart"/>
@@ -5902,7 +5927,6 @@
           <w:szCs w:val="28"/>
           <w:lang w:val="en-US"/>
         </w:rPr>
-        <w:lastRenderedPageBreak/>
         <w:t xml:space="preserve">Model </w:t>
       </w:r>
       <w:proofErr w:type="spellStart"/>
@@ -6849,6 +6873,144 @@
           <w:lang w:val="en-US"/>
         </w:rPr>
       </w:pPr>
+      <w:r>
+        <w:rPr>
+          <w:b/>
+          <w:bCs/>
+          <w:sz w:val="28"/>
+          <w:szCs w:val="28"/>
+          <w:lang w:val="en-US"/>
+        </w:rPr>
+        <w:t>Logging File:</w:t>
+      </w:r>
+    </w:p>
+    <w:p>
+      <w:pPr>
+        <w:rPr>
+          <w:b/>
+          <w:bCs/>
+          <w:sz w:val="28"/>
+          <w:szCs w:val="28"/>
+          <w:lang w:val="en-US"/>
+        </w:rPr>
+      </w:pPr>
+      <w:r>
+        <w:rPr>
+          <w:b/>
+          <w:bCs/>
+          <w:sz w:val="28"/>
+          <w:szCs w:val="28"/>
+          <w:lang w:val="en-US"/>
+        </w:rPr>
+        <w:t>It is crucial for tracking events that happen when applications run.</w:t>
+      </w:r>
+    </w:p>
+    <w:p>
+      <w:pPr>
+        <w:rPr>
+          <w:b/>
+          <w:bCs/>
+          <w:sz w:val="28"/>
+          <w:szCs w:val="28"/>
+          <w:lang w:val="en-US"/>
+        </w:rPr>
+      </w:pPr>
+      <w:r>
+        <w:rPr>
+          <w:b/>
+          <w:bCs/>
+          <w:sz w:val="28"/>
+          <w:szCs w:val="28"/>
+          <w:lang w:val="en-US"/>
+        </w:rPr>
+        <w:t xml:space="preserve">Which helps in debugging and monitoring the application </w:t>
+      </w:r>
+      <w:proofErr w:type="spellStart"/>
+      <w:r>
+        <w:rPr>
+          <w:b/>
+          <w:bCs/>
+          <w:sz w:val="28"/>
+          <w:szCs w:val="28"/>
+          <w:lang w:val="en-US"/>
+        </w:rPr>
+        <w:t>behaviour</w:t>
+      </w:r>
+      <w:proofErr w:type="spellEnd"/>
+      <w:r>
+        <w:rPr>
+          <w:b/>
+          <w:bCs/>
+          <w:sz w:val="28"/>
+          <w:szCs w:val="28"/>
+          <w:lang w:val="en-US"/>
+        </w:rPr>
+        <w:t>.</w:t>
+      </w:r>
+    </w:p>
+    <w:p>
+      <w:pPr>
+        <w:rPr>
+          <w:b/>
+          <w:bCs/>
+          <w:sz w:val="28"/>
+          <w:szCs w:val="28"/>
+          <w:lang w:val="en-US"/>
+        </w:rPr>
+      </w:pPr>
+      <w:r>
+        <w:rPr>
+          <w:b/>
+          <w:bCs/>
+          <w:sz w:val="28"/>
+          <w:szCs w:val="28"/>
+          <w:lang w:val="en-US"/>
+        </w:rPr>
+        <w:t>Constant folder for variables</w:t>
+      </w:r>
+    </w:p>
+    <w:p>
+      <w:pPr>
+        <w:rPr>
+          <w:b/>
+          <w:bCs/>
+          <w:sz w:val="28"/>
+          <w:szCs w:val="28"/>
+          <w:lang w:val="en-US"/>
+        </w:rPr>
+      </w:pPr>
+      <w:r>
+        <w:rPr>
+          <w:b/>
+          <w:bCs/>
+          <w:sz w:val="28"/>
+          <w:szCs w:val="28"/>
+          <w:lang w:val="en-US"/>
+        </w:rPr>
+        <w:t xml:space="preserve">Utils folder for method or functions used in </w:t>
+      </w:r>
+      <w:proofErr w:type="gramStart"/>
+      <w:r>
+        <w:rPr>
+          <w:b/>
+          <w:bCs/>
+          <w:sz w:val="28"/>
+          <w:szCs w:val="28"/>
+          <w:lang w:val="en-US"/>
+        </w:rPr>
+        <w:t>other</w:t>
+      </w:r>
+      <w:proofErr w:type="gramEnd"/>
+      <w:r>
+        <w:rPr>
+          <w:b/>
+          <w:bCs/>
+          <w:sz w:val="28"/>
+          <w:szCs w:val="28"/>
+          <w:lang w:val="en-US"/>
+        </w:rPr>
+        <w:t xml:space="preserve"> module</w:t>
+      </w:r>
     </w:p>
     <w:p>
       <w:pPr>
